--- a/benchmarks/osworld/results/agent_computer_sonnet5/2c1ebcd7-9c6d-4c9a-afad-900e381ecd5e/run_2/case study.docx
+++ b/benchmarks/osworld/results/agent_computer_sonnet5/2c1ebcd7-9c6d-4c9a-afad-900e381ecd5e/run_2/case study.docx
@@ -1,6 +1,6 @@
 
 <file path=word/document.xml><?xml version="1.0" encoding="utf-8"?>
-<w:document xmlns:w="http://schemas.openxmlformats.org/wordprocessingml/2006/main" xmlns:w14="http://schemas.microsoft.com/office/word/2010/wordml">
+<w:document xmlns:mc="http://schemas.openxmlformats.org/markup-compatibility/2006" xmlns:o="urn:schemas-microsoft-com:office:office" xmlns:r="http://schemas.openxmlformats.org/officeDocument/2006/relationships" xmlns:m="http://schemas.openxmlformats.org/officeDocument/2006/math" xmlns:v="urn:schemas-microsoft-com:vml" xmlns:wp="http://schemas.openxmlformats.org/drawingml/2006/wordprocessingDrawing" xmlns:w10="urn:schemas-microsoft-com:office:word" xmlns:w="http://schemas.openxmlformats.org/wordprocessingml/2006/main" xmlns:wne="http://schemas.microsoft.com/office/word/2006/wordml" xmlns:sl="http://schemas.openxmlformats.org/schemaLibrary/2006/main" xmlns:a="http://schemas.openxmlformats.org/drawingml/2006/main" xmlns:pic="http://schemas.openxmlformats.org/drawingml/2006/picture" xmlns:c="http://schemas.openxmlformats.org/drawingml/2006/chart" xmlns:lc="http://schemas.openxmlformats.org/drawingml/2006/lockedCanvas" xmlns:dgm="http://schemas.openxmlformats.org/drawingml/2006/diagram" xmlns:wps="http://schemas.microsoft.com/office/word/2010/wordprocessingShape" xmlns:wpg="http://schemas.microsoft.com/office/word/2010/wordprocessingGroup" xmlns:w14="http://schemas.microsoft.com/office/word/2010/wordml" xmlns:w15="http://schemas.microsoft.com/office/word/2012/wordml">
   <w:body>
     <w:p>
       <w:pPr>
@@ -1584,231 +1584,231 @@
           <w:rFonts w:ascii="Times New Roman" w:cs="Times New Roman" w:eastAsia="Times New Roman" w:hAnsi="Times New Roman"/>
           <w:rtl w:val="0"/>
         </w:rPr>
-        <w:t xml:space="preserve">Datta, P., Walker, L., &amp; Amarilli, F. (2020). Digital transformation: Learning from Italy’s public administration. Journal of Information Technology Teaching Cases, 10(2), 54–71. https://doi.org/10.1177/2043886920910437</w:t>
-      </w:r>
-    </w:p>
-    <w:p>
-      <w:pPr>
-        <w:ind w:left="420" w:hanging="420"/>
-        <w:rPr>
-          <w:rFonts w:ascii="Times New Roman" w:cs="Times New Roman" w:eastAsia="Times New Roman" w:hAnsi="Times New Roman"/>
-        </w:rPr>
-      </w:pPr>
-      <w:r>
-        <w:rPr>
-          <w:rtl w:val="0"/>
-        </w:rPr>
-      </w:r>
-    </w:p>
-    <w:p>
-      <w:pPr>
-        <w:ind w:left="420" w:hanging="420"/>
-        <w:rPr>
-          <w:rFonts w:ascii="Times New Roman" w:cs="Times New Roman" w:eastAsia="Times New Roman" w:hAnsi="Times New Roman"/>
-        </w:rPr>
-      </w:pPr>
-      <w:r>
-        <w:rPr>
-          <w:rFonts w:ascii="Times New Roman" w:cs="Times New Roman" w:eastAsia="Times New Roman" w:hAnsi="Times New Roman"/>
-          <w:rtl w:val="0"/>
-        </w:rPr>
-        <w:t xml:space="preserve">Dwivedi, Y. K., Shareef, M. A., Simintiras, A. C., Lal, B., &amp; Weerakkody, V. (2016). A generalised adoption model for services: A cross-country comparison of mobile health (m-health). Government Information Quarterly, 33(1), 174–187. https://doi.org/10.1016/j.giq.2015.06.003</w:t>
-      </w:r>
-    </w:p>
-    <w:p>
-      <w:pPr>
-        <w:ind w:left="420" w:hanging="420"/>
-        <w:rPr>
-          <w:rFonts w:ascii="Times New Roman" w:cs="Times New Roman" w:eastAsia="Times New Roman" w:hAnsi="Times New Roman"/>
-        </w:rPr>
-      </w:pPr>
-      <w:r>
-        <w:rPr>
-          <w:rtl w:val="0"/>
-        </w:rPr>
-      </w:r>
-    </w:p>
-    <w:p>
-      <w:pPr>
-        <w:ind w:left="420" w:hanging="420"/>
-        <w:rPr>
-          <w:rFonts w:ascii="Times New Roman" w:cs="Times New Roman" w:eastAsia="Times New Roman" w:hAnsi="Times New Roman"/>
-        </w:rPr>
-      </w:pPr>
-      <w:r>
-        <w:rPr>
-          <w:rFonts w:ascii="Times New Roman" w:cs="Times New Roman" w:eastAsia="Times New Roman" w:hAnsi="Times New Roman"/>
-          <w:rtl w:val="0"/>
-        </w:rPr>
-        <w:t xml:space="preserve">European Commission. (2018). Standard Eurobarometer 90: Public opinion in the European Union. https://ec.europa.eu/commfrontoffice/publicopinion/index.cfm/Survey/getSurveyDetail/instruments/STANDARD/surveyKy/2215</w:t>
-      </w:r>
-    </w:p>
-    <w:p>
-      <w:pPr>
-        <w:ind w:left="420" w:hanging="420"/>
-        <w:rPr>
-          <w:rFonts w:ascii="Times New Roman" w:cs="Times New Roman" w:eastAsia="Times New Roman" w:hAnsi="Times New Roman"/>
-        </w:rPr>
-      </w:pPr>
-      <w:r>
-        <w:rPr>
-          <w:rtl w:val="0"/>
-        </w:rPr>
-      </w:r>
-    </w:p>
-    <w:p>
-      <w:pPr>
-        <w:ind w:left="420" w:hanging="420"/>
-        <w:rPr>
-          <w:rFonts w:ascii="Times New Roman" w:cs="Times New Roman" w:eastAsia="Times New Roman" w:hAnsi="Times New Roman"/>
-        </w:rPr>
-      </w:pPr>
-      <w:r>
-        <w:rPr>
-          <w:rFonts w:ascii="Times New Roman" w:cs="Times New Roman" w:eastAsia="Times New Roman" w:hAnsi="Times New Roman"/>
-          <w:rtl w:val="0"/>
-        </w:rPr>
-        <w:t xml:space="preserve">European Commission. (2019). Digital Economy and Society Index (DESI) 2019: Country report Italy. https://ec.europa.eu/digital-single-market/en/news/digital-economy-and-society-index-desi-2019</w:t>
-      </w:r>
-    </w:p>
-    <w:p>
-      <w:pPr>
-        <w:ind w:left="420" w:hanging="420"/>
-        <w:rPr>
-          <w:rFonts w:ascii="Times New Roman" w:cs="Times New Roman" w:eastAsia="Times New Roman" w:hAnsi="Times New Roman"/>
-        </w:rPr>
-      </w:pPr>
-      <w:r>
-        <w:rPr>
-          <w:rtl w:val="0"/>
-        </w:rPr>
-      </w:r>
-    </w:p>
-    <w:p>
-      <w:pPr>
-        <w:ind w:left="420" w:hanging="420"/>
-        <w:rPr>
-          <w:rFonts w:ascii="Times New Roman" w:cs="Times New Roman" w:eastAsia="Times New Roman" w:hAnsi="Times New Roman"/>
-        </w:rPr>
-      </w:pPr>
-      <w:r>
-        <w:rPr>
-          <w:rFonts w:ascii="Times New Roman" w:cs="Times New Roman" w:eastAsia="Times New Roman" w:hAnsi="Times New Roman"/>
-          <w:rtl w:val="0"/>
-        </w:rPr>
-        <w:t xml:space="preserve">Gartner. (2021). Digital transformation. Gartner Glossary. Retrieved October 1, 2022, from https://www.gartner.com/en/information-technology/glossary/digital-transformation</w:t>
-      </w:r>
-    </w:p>
-    <w:p>
-      <w:pPr>
-        <w:ind w:left="420" w:hanging="420"/>
-        <w:rPr>
-          <w:rFonts w:ascii="Times New Roman" w:cs="Times New Roman" w:eastAsia="Times New Roman" w:hAnsi="Times New Roman"/>
-        </w:rPr>
-      </w:pPr>
-      <w:r>
-        <w:rPr>
-          <w:rtl w:val="0"/>
-        </w:rPr>
-      </w:r>
-    </w:p>
-    <w:p>
-      <w:pPr>
-        <w:ind w:left="420" w:hanging="420"/>
-        <w:rPr>
-          <w:rFonts w:ascii="Times New Roman" w:cs="Times New Roman" w:eastAsia="Times New Roman" w:hAnsi="Times New Roman"/>
-        </w:rPr>
-      </w:pPr>
-      <w:r>
-        <w:rPr>
-          <w:rFonts w:ascii="Times New Roman" w:cs="Times New Roman" w:eastAsia="Times New Roman" w:hAnsi="Times New Roman"/>
-          <w:rtl w:val="0"/>
-        </w:rPr>
-        <w:t xml:space="preserve">Mergel, I., Edelmann, N., &amp; Haug, N. (2019). Defining digital transformation: Results from expert interviews. Government Information Quarterly, 36(4), Article 101385. https://doi.org/10.1016/j.giq.2019.06.002</w:t>
-      </w:r>
-    </w:p>
-    <w:p>
-      <w:pPr>
-        <w:ind w:left="420" w:hanging="420"/>
-        <w:rPr>
-          <w:rFonts w:ascii="Times New Roman" w:cs="Times New Roman" w:eastAsia="Times New Roman" w:hAnsi="Times New Roman"/>
-        </w:rPr>
-      </w:pPr>
-      <w:r>
-        <w:rPr>
-          <w:rtl w:val="0"/>
-        </w:rPr>
-      </w:r>
-    </w:p>
-    <w:p>
-      <w:pPr>
-        <w:ind w:left="420" w:hanging="420"/>
-        <w:rPr>
-          <w:rFonts w:ascii="Times New Roman" w:cs="Times New Roman" w:eastAsia="Times New Roman" w:hAnsi="Times New Roman"/>
-        </w:rPr>
-      </w:pPr>
-      <w:r>
-        <w:rPr>
-          <w:rFonts w:ascii="Times New Roman" w:cs="Times New Roman" w:eastAsia="Times New Roman" w:hAnsi="Times New Roman"/>
-          <w:rtl w:val="0"/>
-        </w:rPr>
-        <w:t xml:space="preserve">OECD. (2017). Digital government review of Norway: Boosting the digital transformation of the public sector. OECD Publishing. https://doi.org/10.1787/9789264279742-en</w:t>
-      </w:r>
-    </w:p>
-    <w:p>
-      <w:pPr>
-        <w:ind w:left="420" w:hanging="420"/>
-        <w:rPr>
-          <w:rFonts w:ascii="Times New Roman" w:cs="Times New Roman" w:eastAsia="Times New Roman" w:hAnsi="Times New Roman"/>
-        </w:rPr>
-      </w:pPr>
-      <w:r>
-        <w:rPr>
-          <w:rtl w:val="0"/>
-        </w:rPr>
-      </w:r>
-    </w:p>
-    <w:p>
-      <w:pPr>
-        <w:ind w:left="420" w:hanging="420"/>
-        <w:rPr>
-          <w:rFonts w:ascii="Times New Roman" w:cs="Times New Roman" w:eastAsia="Times New Roman" w:hAnsi="Times New Roman"/>
-        </w:rPr>
-      </w:pPr>
-      <w:r>
-        <w:rPr>
-          <w:rFonts w:ascii="Times New Roman" w:cs="Times New Roman" w:eastAsia="Times New Roman" w:hAnsi="Times New Roman"/>
-          <w:rtl w:val="0"/>
-        </w:rPr>
-        <w:t xml:space="preserve">United Nations. (2018). United Nations e-government survey 2018: Gearing e-government to support transformation towards sustainable and resilient societies. Department of Economic and Social Affairs. https://publicadministration.un.org/egovkb/Portals/egovkb/Documents/un/2018-Survey/EGovernment%20Survey%202018_FINAL%20for%20web.pdf</w:t>
-      </w:r>
-    </w:p>
-    <w:p>
-      <w:pPr>
-        <w:ind w:left="420" w:hanging="420"/>
-        <w:rPr>
-          <w:rFonts w:ascii="Times New Roman" w:cs="Times New Roman" w:eastAsia="Times New Roman" w:hAnsi="Times New Roman"/>
-        </w:rPr>
-      </w:pPr>
-      <w:r>
-        <w:rPr>
-          <w:rtl w:val="0"/>
-        </w:rPr>
-      </w:r>
-    </w:p>
-    <w:p>
-      <w:pPr>
-        <w:ind w:left="420" w:hanging="420"/>
-        <w:rPr>
-          <w:rFonts w:ascii="Times New Roman" w:cs="Times New Roman" w:eastAsia="Times New Roman" w:hAnsi="Times New Roman"/>
-        </w:rPr>
-      </w:pPr>
-      <w:r>
-        <w:rPr>
-          <w:rFonts w:ascii="Times New Roman" w:cs="Times New Roman" w:eastAsia="Times New Roman" w:hAnsi="Times New Roman"/>
-          <w:rtl w:val="0"/>
-        </w:rPr>
-        <w:t xml:space="preserve">World Bank. (2016). World development report 2016: Digital dividends. World Bank. https://doi.org/10.1596/978-1-4648-0671-1</w:t>
+        <w:t>Datta, P. (2020). Digital transformation of the Italian public administration: A case study. Communications of the Association for Information Systems, 46, 252–272. https://doi.org/10.17705/1CAIS.04611</w:t>
+      </w:r>
+    </w:p>
+    <w:p>
+      <w:pPr>
+        <w:ind w:left="420" w:hanging="420"/>
+        <w:rPr>
+          <w:rFonts w:ascii="Times New Roman" w:cs="Times New Roman" w:eastAsia="Times New Roman" w:hAnsi="Times New Roman"/>
+        </w:rPr>
+      </w:pPr>
+      <w:r>
+        <w:rPr>
+          <w:rtl w:val="0"/>
+        </w:rPr>
+      </w:r>
+    </w:p>
+    <w:p>
+      <w:pPr>
+        <w:ind w:left="420" w:hanging="420"/>
+        <w:rPr>
+          <w:rFonts w:ascii="Times New Roman" w:cs="Times New Roman" w:eastAsia="Times New Roman" w:hAnsi="Times New Roman"/>
+        </w:rPr>
+      </w:pPr>
+      <w:r>
+        <w:rPr>
+          <w:rFonts w:ascii="Times New Roman" w:cs="Times New Roman" w:eastAsia="Times New Roman" w:hAnsi="Times New Roman"/>
+          <w:rtl w:val="0"/>
+        </w:rPr>
+        <w:t>Dwivedi, Y. K., Shareef, M. A., Simintiras, A. C., Lal, B., &amp; Weerakkody, V. (2016). A generalised adoption model for services: A cross-country comparison of mobile health (m-health). Government Information Quarterly, 33(1), 174–187. https://doi.org/10.1016/j.giq.2015.06.003</w:t>
+      </w:r>
+    </w:p>
+    <w:p>
+      <w:pPr>
+        <w:ind w:left="420" w:hanging="420"/>
+        <w:rPr>
+          <w:rFonts w:ascii="Times New Roman" w:cs="Times New Roman" w:eastAsia="Times New Roman" w:hAnsi="Times New Roman"/>
+        </w:rPr>
+      </w:pPr>
+      <w:r>
+        <w:rPr>
+          <w:rtl w:val="0"/>
+        </w:rPr>
+      </w:r>
+    </w:p>
+    <w:p>
+      <w:pPr>
+        <w:ind w:left="420" w:hanging="420"/>
+        <w:rPr>
+          <w:rFonts w:ascii="Times New Roman" w:cs="Times New Roman" w:eastAsia="Times New Roman" w:hAnsi="Times New Roman"/>
+        </w:rPr>
+      </w:pPr>
+      <w:r>
+        <w:rPr>
+          <w:rFonts w:ascii="Times New Roman" w:cs="Times New Roman" w:eastAsia="Times New Roman" w:hAnsi="Times New Roman"/>
+          <w:rtl w:val="0"/>
+        </w:rPr>
+        <w:t>European Commission. (2018). Standard Eurobarometer 90: Public opinion in the European Union. European Union. https://europa.eu/eurobarometer/surveys/detail/2215</w:t>
+      </w:r>
+    </w:p>
+    <w:p>
+      <w:pPr>
+        <w:ind w:left="420" w:hanging="420"/>
+        <w:rPr>
+          <w:rFonts w:ascii="Times New Roman" w:cs="Times New Roman" w:eastAsia="Times New Roman" w:hAnsi="Times New Roman"/>
+        </w:rPr>
+      </w:pPr>
+      <w:r>
+        <w:rPr>
+          <w:rtl w:val="0"/>
+        </w:rPr>
+      </w:r>
+    </w:p>
+    <w:p>
+      <w:pPr>
+        <w:ind w:left="420" w:hanging="420"/>
+        <w:rPr>
+          <w:rFonts w:ascii="Times New Roman" w:cs="Times New Roman" w:eastAsia="Times New Roman" w:hAnsi="Times New Roman"/>
+        </w:rPr>
+      </w:pPr>
+      <w:r>
+        <w:rPr>
+          <w:rFonts w:ascii="Times New Roman" w:cs="Times New Roman" w:eastAsia="Times New Roman" w:hAnsi="Times New Roman"/>
+          <w:rtl w:val="0"/>
+        </w:rPr>
+        <w:t>European Commission. (2019). Digital Economy and Society Index (DESI) 2019: Country report Italy. European Union. https://ec.europa.eu/digital-single-market/en/news/digital-economy-and-society-index-desi-2019</w:t>
+      </w:r>
+    </w:p>
+    <w:p>
+      <w:pPr>
+        <w:ind w:left="420" w:hanging="420"/>
+        <w:rPr>
+          <w:rFonts w:ascii="Times New Roman" w:cs="Times New Roman" w:eastAsia="Times New Roman" w:hAnsi="Times New Roman"/>
+        </w:rPr>
+      </w:pPr>
+      <w:r>
+        <w:rPr>
+          <w:rtl w:val="0"/>
+        </w:rPr>
+      </w:r>
+    </w:p>
+    <w:p>
+      <w:pPr>
+        <w:ind w:left="420" w:hanging="420"/>
+        <w:rPr>
+          <w:rFonts w:ascii="Times New Roman" w:cs="Times New Roman" w:eastAsia="Times New Roman" w:hAnsi="Times New Roman"/>
+        </w:rPr>
+      </w:pPr>
+      <w:r>
+        <w:rPr>
+          <w:rFonts w:ascii="Times New Roman" w:cs="Times New Roman" w:eastAsia="Times New Roman" w:hAnsi="Times New Roman"/>
+          <w:rtl w:val="0"/>
+        </w:rPr>
+        <w:t>Gartner. (2021). Digital transformation. In Gartner glossary. https://www.gartner.com/en/information-technology/glossary/digital-transformation</w:t>
+      </w:r>
+    </w:p>
+    <w:p>
+      <w:pPr>
+        <w:ind w:left="420" w:hanging="420"/>
+        <w:rPr>
+          <w:rFonts w:ascii="Times New Roman" w:cs="Times New Roman" w:eastAsia="Times New Roman" w:hAnsi="Times New Roman"/>
+        </w:rPr>
+      </w:pPr>
+      <w:r>
+        <w:rPr>
+          <w:rtl w:val="0"/>
+        </w:rPr>
+      </w:r>
+    </w:p>
+    <w:p>
+      <w:pPr>
+        <w:ind w:left="420" w:hanging="420"/>
+        <w:rPr>
+          <w:rFonts w:ascii="Times New Roman" w:cs="Times New Roman" w:eastAsia="Times New Roman" w:hAnsi="Times New Roman"/>
+        </w:rPr>
+      </w:pPr>
+      <w:r>
+        <w:rPr>
+          <w:rFonts w:ascii="Times New Roman" w:cs="Times New Roman" w:eastAsia="Times New Roman" w:hAnsi="Times New Roman"/>
+          <w:rtl w:val="0"/>
+        </w:rPr>
+        <w:t>Mergel, I., Edelmann, N., &amp; Haug, N. (2019). Defining digital transformation: Results from expert interviews. Government Information Quarterly, 36(4), Article 101385. https://doi.org/10.1016/j.giq.2019.06.002</w:t>
+      </w:r>
+    </w:p>
+    <w:p>
+      <w:pPr>
+        <w:ind w:left="420" w:hanging="420"/>
+        <w:rPr>
+          <w:rFonts w:ascii="Times New Roman" w:cs="Times New Roman" w:eastAsia="Times New Roman" w:hAnsi="Times New Roman"/>
+        </w:rPr>
+      </w:pPr>
+      <w:r>
+        <w:rPr>
+          <w:rtl w:val="0"/>
+        </w:rPr>
+      </w:r>
+    </w:p>
+    <w:p>
+      <w:pPr>
+        <w:ind w:left="420" w:hanging="420"/>
+        <w:rPr>
+          <w:rFonts w:ascii="Times New Roman" w:cs="Times New Roman" w:eastAsia="Times New Roman" w:hAnsi="Times New Roman"/>
+        </w:rPr>
+      </w:pPr>
+      <w:r>
+        <w:rPr>
+          <w:rFonts w:ascii="Times New Roman" w:cs="Times New Roman" w:eastAsia="Times New Roman" w:hAnsi="Times New Roman"/>
+          <w:rtl w:val="0"/>
+        </w:rPr>
+        <w:t>OECD. (2017). Digital government review of Norway. OECD Publishing. https://doi.org/10.1787/9789264279742-en</w:t>
+      </w:r>
+    </w:p>
+    <w:p>
+      <w:pPr>
+        <w:ind w:left="420" w:hanging="420"/>
+        <w:rPr>
+          <w:rFonts w:ascii="Times New Roman" w:cs="Times New Roman" w:eastAsia="Times New Roman" w:hAnsi="Times New Roman"/>
+        </w:rPr>
+      </w:pPr>
+      <w:r>
+        <w:rPr>
+          <w:rtl w:val="0"/>
+        </w:rPr>
+      </w:r>
+    </w:p>
+    <w:p>
+      <w:pPr>
+        <w:ind w:left="420" w:hanging="420"/>
+        <w:rPr>
+          <w:rFonts w:ascii="Times New Roman" w:cs="Times New Roman" w:eastAsia="Times New Roman" w:hAnsi="Times New Roman"/>
+        </w:rPr>
+      </w:pPr>
+      <w:r>
+        <w:rPr>
+          <w:rFonts w:ascii="Times New Roman" w:cs="Times New Roman" w:eastAsia="Times New Roman" w:hAnsi="Times New Roman"/>
+          <w:rtl w:val="0"/>
+        </w:rPr>
+        <w:t>United Nations. (2018). United Nations e-government survey 2018: Gearing e-government to support transformation towards sustainable and resilient societies. United Nations Department of Economic and Social Affairs. https://publicadministration.un.org/egovkb/Portals/egovkb/Documents/un/2018-Survey/E-Government%20Survey%202018_FINAL%20for%20web.pdf</w:t>
+      </w:r>
+    </w:p>
+    <w:p>
+      <w:pPr>
+        <w:ind w:left="420" w:hanging="420"/>
+        <w:rPr>
+          <w:rFonts w:ascii="Times New Roman" w:cs="Times New Roman" w:eastAsia="Times New Roman" w:hAnsi="Times New Roman"/>
+        </w:rPr>
+      </w:pPr>
+      <w:r>
+        <w:rPr>
+          <w:rtl w:val="0"/>
+        </w:rPr>
+      </w:r>
+    </w:p>
+    <w:p>
+      <w:pPr>
+        <w:ind w:left="420" w:hanging="420"/>
+        <w:rPr>
+          <w:rFonts w:ascii="Times New Roman" w:cs="Times New Roman" w:eastAsia="Times New Roman" w:hAnsi="Times New Roman"/>
+        </w:rPr>
+      </w:pPr>
+      <w:r>
+        <w:rPr>
+          <w:rFonts w:ascii="Times New Roman" w:cs="Times New Roman" w:eastAsia="Times New Roman" w:hAnsi="Times New Roman"/>
+          <w:rtl w:val="0"/>
+        </w:rPr>
+        <w:t>World Bank. (2016). World development report 2016: Digital dividends. World Bank. https://doi.org/10.1596/978-1-4648-0671-1</w:t>
       </w:r>
     </w:p>
     <w:p>
